--- a/AssessmentsAP/E4640844_Hassan_Sagheer_AP_Report.docx
+++ b/AssessmentsAP/E4640844_Hassan_Sagheer_AP_Report.docx
@@ -218,7 +218,31 @@
           <w:szCs w:val="40"/>
           <w:u w:val="double"/>
         </w:rPr>
-        <w:t>STROKE PREDICTION ANALYSIS</w:t>
+        <w:t xml:space="preserve">STROKE </w:t>
+      </w:r>
+      <w:r>
+        <w:rPr>
+          <w:rFonts w:ascii="Arial" w:eastAsia="Calibri" w:hAnsi="Arial" w:cs="Arial"/>
+          <w:b/>
+          <w:bCs/>
+          <w:color w:val="000000" w:themeColor="text1"/>
+          <w:sz w:val="40"/>
+          <w:szCs w:val="40"/>
+          <w:u w:val="double"/>
+        </w:rPr>
+        <w:t>DATA</w:t>
+      </w:r>
+      <w:r>
+        <w:rPr>
+          <w:rFonts w:ascii="Arial" w:eastAsia="Calibri" w:hAnsi="Arial" w:cs="Arial"/>
+          <w:b/>
+          <w:bCs/>
+          <w:color w:val="000000" w:themeColor="text1"/>
+          <w:sz w:val="40"/>
+          <w:szCs w:val="40"/>
+          <w:u w:val="double"/>
+        </w:rPr>
+        <w:t xml:space="preserve"> ANALYSIS</w:t>
       </w:r>
       <w:r>
         <w:rPr>
@@ -466,16 +490,8 @@
         <w:rPr>
           <w:rFonts w:ascii="Arial" w:hAnsi="Arial" w:cs="Arial"/>
         </w:rPr>
-        <w:t xml:space="preserve">Contribution to the </w:t>
-      </w:r>
-      <w:proofErr w:type="spellStart"/>
-      <w:r>
-        <w:rPr>
-          <w:rFonts w:ascii="Arial" w:hAnsi="Arial" w:cs="Arial"/>
-        </w:rPr>
-        <w:t>Organisation</w:t>
-      </w:r>
-      <w:proofErr w:type="spellEnd"/>
+        <w:t>Contribution to the Organisation</w:t>
+      </w:r>
       <w:r>
         <w:rPr>
           <w:rFonts w:ascii="Arial" w:hAnsi="Arial" w:cs="Arial"/>
@@ -620,16 +636,8 @@
         <w:rPr>
           <w:rFonts w:ascii="Arial" w:hAnsi="Arial" w:cs="Arial"/>
         </w:rPr>
-        <w:t xml:space="preserve">Professional Values and </w:t>
-      </w:r>
-      <w:proofErr w:type="spellStart"/>
-      <w:r>
-        <w:rPr>
-          <w:rFonts w:ascii="Arial" w:hAnsi="Arial" w:cs="Arial"/>
-        </w:rPr>
-        <w:t>Behaviour</w:t>
-      </w:r>
-      <w:proofErr w:type="spellEnd"/>
+        <w:t>Professional Values and Behaviour</w:t>
+      </w:r>
       <w:r>
         <w:rPr>
           <w:rFonts w:ascii="Arial" w:hAnsi="Arial" w:cs="Arial"/>
@@ -947,41 +955,13 @@
         <w:rPr>
           <w:rFonts w:ascii="Arial" w:hAnsi="Arial" w:cs="Arial"/>
         </w:rPr>
-        <w:t xml:space="preserve">I have </w:t>
-      </w:r>
-      <w:proofErr w:type="gramStart"/>
-      <w:r>
-        <w:rPr>
-          <w:rFonts w:ascii="Arial" w:hAnsi="Arial" w:cs="Arial"/>
-        </w:rPr>
-        <w:t>choose</w:t>
-      </w:r>
-      <w:proofErr w:type="gramEnd"/>
-      <w:r>
-        <w:rPr>
-          <w:rFonts w:ascii="Arial" w:hAnsi="Arial" w:cs="Arial"/>
-        </w:rPr>
-        <w:t xml:space="preserve"> the dataset [2]</w:t>
-      </w:r>
-      <w:r>
-        <w:rPr>
-          <w:rFonts w:ascii="Arial" w:hAnsi="Arial" w:cs="Arial"/>
-        </w:rPr>
-        <w:t xml:space="preserve"> for “Stroke Prediction Analysis” in which I load the dataset and check missing values using python programming language, </w:t>
-      </w:r>
-      <w:proofErr w:type="spellStart"/>
-      <w:r>
-        <w:rPr>
-          <w:rFonts w:ascii="Arial" w:hAnsi="Arial" w:cs="Arial"/>
-        </w:rPr>
-        <w:t>Numpy</w:t>
-      </w:r>
-      <w:proofErr w:type="spellEnd"/>
-      <w:r>
-        <w:rPr>
-          <w:rFonts w:ascii="Arial" w:hAnsi="Arial" w:cs="Arial"/>
-        </w:rPr>
-        <w:t>, Pandas</w:t>
+        <w:t>I have choose the dataset [2]</w:t>
+      </w:r>
+      <w:r>
+        <w:rPr>
+          <w:rFonts w:ascii="Arial" w:hAnsi="Arial" w:cs="Arial"/>
+        </w:rPr>
+        <w:t xml:space="preserve"> for “Stroke Prediction Analysis” in which I load the dataset and check missing values using python programming language, Numpy, Pandas</w:t>
       </w:r>
       <w:r>
         <w:rPr>
@@ -993,21 +973,7 @@
         <w:rPr>
           <w:rFonts w:ascii="Arial" w:hAnsi="Arial" w:cs="Arial"/>
         </w:rPr>
-        <w:t xml:space="preserve"> and visualize the data using Matplotlib and </w:t>
-      </w:r>
-      <w:proofErr w:type="spellStart"/>
-      <w:r>
-        <w:rPr>
-          <w:rFonts w:ascii="Arial" w:hAnsi="Arial" w:cs="Arial"/>
-        </w:rPr>
-        <w:t>Scipy</w:t>
-      </w:r>
-      <w:proofErr w:type="spellEnd"/>
-      <w:r>
-        <w:rPr>
-          <w:rFonts w:ascii="Arial" w:hAnsi="Arial" w:cs="Arial"/>
-        </w:rPr>
-        <w:t xml:space="preserve"> libraries from Python.</w:t>
+        <w:t xml:space="preserve"> and visualize the data using Matplotlib and Scipy libraries from Python.</w:t>
       </w:r>
     </w:p>
     <w:p>
@@ -1021,119 +987,7 @@
         <w:rPr>
           <w:rFonts w:ascii="Arial" w:hAnsi="Arial" w:cs="Arial"/>
         </w:rPr>
-        <w:t xml:space="preserve">During preprocessing, I showed data types of each column i.e. id, gender, age, hypertension, </w:t>
-      </w:r>
-      <w:proofErr w:type="spellStart"/>
-      <w:r>
-        <w:rPr>
-          <w:rFonts w:ascii="Arial" w:hAnsi="Arial" w:cs="Arial"/>
-        </w:rPr>
-        <w:t>heart_disease</w:t>
-      </w:r>
-      <w:proofErr w:type="spellEnd"/>
-      <w:r>
-        <w:rPr>
-          <w:rFonts w:ascii="Arial" w:hAnsi="Arial" w:cs="Arial"/>
-        </w:rPr>
-        <w:t xml:space="preserve">, </w:t>
-      </w:r>
-      <w:proofErr w:type="spellStart"/>
-      <w:r>
-        <w:rPr>
-          <w:rFonts w:ascii="Arial" w:hAnsi="Arial" w:cs="Arial"/>
-        </w:rPr>
-        <w:t>ever_married</w:t>
-      </w:r>
-      <w:proofErr w:type="spellEnd"/>
-      <w:r>
-        <w:rPr>
-          <w:rFonts w:ascii="Arial" w:hAnsi="Arial" w:cs="Arial"/>
-        </w:rPr>
-        <w:t xml:space="preserve">, </w:t>
-      </w:r>
-      <w:proofErr w:type="spellStart"/>
-      <w:r>
-        <w:rPr>
-          <w:rFonts w:ascii="Arial" w:hAnsi="Arial" w:cs="Arial"/>
-        </w:rPr>
-        <w:t>work_type</w:t>
-      </w:r>
-      <w:proofErr w:type="spellEnd"/>
-      <w:r>
-        <w:rPr>
-          <w:rFonts w:ascii="Arial" w:hAnsi="Arial" w:cs="Arial"/>
-        </w:rPr>
-        <w:t xml:space="preserve">, </w:t>
-      </w:r>
-      <w:proofErr w:type="spellStart"/>
-      <w:r>
-        <w:rPr>
-          <w:rFonts w:ascii="Arial" w:hAnsi="Arial" w:cs="Arial"/>
-        </w:rPr>
-        <w:t>Residence_type</w:t>
-      </w:r>
-      <w:proofErr w:type="spellEnd"/>
-      <w:r>
-        <w:rPr>
-          <w:rFonts w:ascii="Arial" w:hAnsi="Arial" w:cs="Arial"/>
-        </w:rPr>
-        <w:t xml:space="preserve">, </w:t>
-      </w:r>
-      <w:proofErr w:type="spellStart"/>
-      <w:r>
-        <w:rPr>
-          <w:rFonts w:ascii="Arial" w:hAnsi="Arial" w:cs="Arial"/>
-        </w:rPr>
-        <w:t>avg_glucose_level</w:t>
-      </w:r>
-      <w:proofErr w:type="spellEnd"/>
-      <w:r>
-        <w:rPr>
-          <w:rFonts w:ascii="Arial" w:hAnsi="Arial" w:cs="Arial"/>
-        </w:rPr>
-        <w:t xml:space="preserve">, </w:t>
-      </w:r>
-      <w:proofErr w:type="spellStart"/>
-      <w:r>
-        <w:rPr>
-          <w:rFonts w:ascii="Arial" w:hAnsi="Arial" w:cs="Arial"/>
-        </w:rPr>
-        <w:t>bmi</w:t>
-      </w:r>
-      <w:proofErr w:type="spellEnd"/>
-      <w:r>
-        <w:rPr>
-          <w:rFonts w:ascii="Arial" w:hAnsi="Arial" w:cs="Arial"/>
-        </w:rPr>
-        <w:t xml:space="preserve">, </w:t>
-      </w:r>
-      <w:proofErr w:type="spellStart"/>
-      <w:r>
-        <w:rPr>
-          <w:rFonts w:ascii="Arial" w:hAnsi="Arial" w:cs="Arial"/>
-        </w:rPr>
-        <w:t>smoking_status</w:t>
-      </w:r>
-      <w:proofErr w:type="spellEnd"/>
-      <w:r>
-        <w:rPr>
-          <w:rFonts w:ascii="Arial" w:hAnsi="Arial" w:cs="Arial"/>
-        </w:rPr>
-        <w:t xml:space="preserve">, and stroke </w:t>
-      </w:r>
-      <w:proofErr w:type="spellStart"/>
-      <w:r>
-        <w:rPr>
-          <w:rFonts w:ascii="Arial" w:hAnsi="Arial" w:cs="Arial"/>
-        </w:rPr>
-        <w:t>infront</w:t>
-      </w:r>
-      <w:proofErr w:type="spellEnd"/>
-      <w:r>
-        <w:rPr>
-          <w:rFonts w:ascii="Arial" w:hAnsi="Arial" w:cs="Arial"/>
-        </w:rPr>
-        <w:t>.</w:t>
+        <w:t>During preprocessing, I showed data types of each column i.e. id, gender, age, hypertension, heart_disease, ever_married, work_type, Residence_type, avg_glucose_level, bmi, smoking_status, and stroke infront.</w:t>
       </w:r>
       <w:r>
         <w:rPr>
@@ -1153,21 +1007,7 @@
         <w:rPr>
           <w:rFonts w:ascii="Arial" w:hAnsi="Arial" w:cs="Arial"/>
         </w:rPr>
-        <w:t xml:space="preserve">After cleaning dataset file, I visually showed the data by Stroke Class for both files of raw dataset and cleaned dataset file by hypertension distribution, </w:t>
-      </w:r>
-      <w:proofErr w:type="spellStart"/>
-      <w:r>
-        <w:rPr>
-          <w:rFonts w:ascii="Arial" w:hAnsi="Arial" w:cs="Arial"/>
-        </w:rPr>
-        <w:t>heart_disease</w:t>
-      </w:r>
-      <w:proofErr w:type="spellEnd"/>
-      <w:r>
-        <w:rPr>
-          <w:rFonts w:ascii="Arial" w:hAnsi="Arial" w:cs="Arial"/>
-        </w:rPr>
-        <w:t xml:space="preserve"> distribution or stroke distribution as well.</w:t>
+        <w:t>After cleaning dataset file, I visually showed the data by Stroke Class for both files of raw dataset and cleaned dataset file by hypertension distribution, heart_disease distribution or stroke distribution as well.</w:t>
       </w:r>
       <w:r>
         <w:rPr>
@@ -1225,63 +1065,7 @@
         <w:rPr>
           <w:rFonts w:ascii="Arial" w:hAnsi="Arial" w:cs="Arial"/>
         </w:rPr>
-        <w:t xml:space="preserve"> I visually draw histograms for numerical distribution by stroke class in which I choose three columns age, </w:t>
-      </w:r>
-      <w:proofErr w:type="spellStart"/>
-      <w:r>
-        <w:rPr>
-          <w:rFonts w:ascii="Arial" w:hAnsi="Arial" w:cs="Arial"/>
-        </w:rPr>
-        <w:t>avg_glucose_level</w:t>
-      </w:r>
-      <w:proofErr w:type="spellEnd"/>
-      <w:r>
-        <w:rPr>
-          <w:rFonts w:ascii="Arial" w:hAnsi="Arial" w:cs="Arial"/>
-        </w:rPr>
-        <w:t xml:space="preserve"> and </w:t>
-      </w:r>
-      <w:proofErr w:type="spellStart"/>
-      <w:r>
-        <w:rPr>
-          <w:rFonts w:ascii="Arial" w:hAnsi="Arial" w:cs="Arial"/>
-        </w:rPr>
-        <w:t>bmi</w:t>
-      </w:r>
-      <w:proofErr w:type="spellEnd"/>
-      <w:r>
-        <w:rPr>
-          <w:rFonts w:ascii="Arial" w:hAnsi="Arial" w:cs="Arial"/>
-        </w:rPr>
-        <w:t xml:space="preserve">. In the same code snippet, I also visually </w:t>
-      </w:r>
-      <w:proofErr w:type="gramStart"/>
-      <w:r>
-        <w:rPr>
-          <w:rFonts w:ascii="Arial" w:hAnsi="Arial" w:cs="Arial"/>
-        </w:rPr>
-        <w:t>shows</w:t>
-      </w:r>
-      <w:proofErr w:type="gramEnd"/>
-      <w:r>
-        <w:rPr>
-          <w:rFonts w:ascii="Arial" w:hAnsi="Arial" w:cs="Arial"/>
-        </w:rPr>
-        <w:t xml:space="preserve"> histogram for stroke class by gender and </w:t>
-      </w:r>
-      <w:proofErr w:type="spellStart"/>
-      <w:r>
-        <w:rPr>
-          <w:rFonts w:ascii="Arial" w:hAnsi="Arial" w:cs="Arial"/>
-        </w:rPr>
-        <w:t>Residence_type</w:t>
-      </w:r>
-      <w:proofErr w:type="spellEnd"/>
-      <w:r>
-        <w:rPr>
-          <w:rFonts w:ascii="Arial" w:hAnsi="Arial" w:cs="Arial"/>
-        </w:rPr>
-        <w:t xml:space="preserve"> columns.</w:t>
+        <w:t xml:space="preserve"> I visually draw histograms for numerical distribution by stroke class in which I choose three columns age, avg_glucose_level and bmi. In the same code snippet, I also visually shows histogram for stroke class by gender and Residence_type columns.</w:t>
       </w:r>
       <w:r>
         <w:rPr>
@@ -1335,21 +1119,7 @@
         <w:rPr>
           <w:rFonts w:ascii="Arial" w:hAnsi="Arial" w:cs="Arial"/>
         </w:rPr>
-        <w:t xml:space="preserve">-estradiol (estrogen) enhances endothelial nitric oxide synthase </w:t>
-      </w:r>
-      <w:proofErr w:type="spellStart"/>
-      <w:r>
-        <w:rPr>
-          <w:rFonts w:ascii="Arial" w:hAnsi="Arial" w:cs="Arial"/>
-        </w:rPr>
-        <w:t>eNOS</w:t>
-      </w:r>
-      <w:proofErr w:type="spellEnd"/>
-      <w:r>
-        <w:rPr>
-          <w:rFonts w:ascii="Arial" w:hAnsi="Arial" w:cs="Arial"/>
-        </w:rPr>
-        <w:t xml:space="preserve"> production to induce vasodilation, while simultaneously suppressing neuroinflammatory pathways TNF and NF-kB to prevent plaque formation and cell apoptosis. Conversely, males display higher stroke susceptibility in young to middle age due to circulating androgens increasing vascular resistance through thromboxane TxA</w:t>
+        <w:t>-estradiol (estrogen) enhances endothelial nitric oxide synthase eNOS production to induce vasodilation, while simultaneously suppressing neuroinflammatory pathways TNF and NF-kB to prevent plaque formation and cell apoptosis. Conversely, males display higher stroke susceptibility in young to middle age due to circulating androgens increasing vascular resistance through thromboxane TxA</w:t>
       </w:r>
       <w:r>
         <w:rPr>
@@ -1408,49 +1178,7 @@
         <w:rPr>
           <w:rFonts w:ascii="Arial" w:hAnsi="Arial" w:cs="Arial"/>
         </w:rPr>
-        <w:t xml:space="preserve">Comparative analysis of data by </w:t>
-      </w:r>
-      <w:proofErr w:type="spellStart"/>
-      <w:r>
-        <w:rPr>
-          <w:rFonts w:ascii="Arial" w:hAnsi="Arial" w:cs="Arial"/>
-        </w:rPr>
-        <w:t>Residence_type</w:t>
-      </w:r>
-      <w:proofErr w:type="spellEnd"/>
-      <w:r>
-        <w:rPr>
-          <w:rFonts w:ascii="Arial" w:hAnsi="Arial" w:cs="Arial"/>
-        </w:rPr>
-        <w:t xml:space="preserve"> shows more stable and healthy life of people from rural areas because of their daily routine while people </w:t>
-      </w:r>
-      <w:proofErr w:type="gramStart"/>
-      <w:r>
-        <w:rPr>
-          <w:rFonts w:ascii="Arial" w:hAnsi="Arial" w:cs="Arial"/>
-        </w:rPr>
-        <w:t>lives</w:t>
-      </w:r>
-      <w:proofErr w:type="gramEnd"/>
-      <w:r>
-        <w:rPr>
-          <w:rFonts w:ascii="Arial" w:hAnsi="Arial" w:cs="Arial"/>
-        </w:rPr>
-        <w:t xml:space="preserve"> in urban areas may have less stable healthier life than rural residence type. But healthy life can be </w:t>
-      </w:r>
-      <w:proofErr w:type="spellStart"/>
-      <w:r>
-        <w:rPr>
-          <w:rFonts w:ascii="Arial" w:hAnsi="Arial" w:cs="Arial"/>
-        </w:rPr>
-        <w:t>achieveable</w:t>
-      </w:r>
-      <w:proofErr w:type="spellEnd"/>
-      <w:r>
-        <w:rPr>
-          <w:rFonts w:ascii="Arial" w:hAnsi="Arial" w:cs="Arial"/>
-        </w:rPr>
-        <w:t xml:space="preserve"> in urban areas by doing healthy activities like sports, gardening or not using automobiles for short distances. Scientific report shows:</w:t>
+        <w:t>Comparative analysis of data by Residence_type shows more stable and healthy life of people from rural areas because of their daily routine while people lives in urban areas may have less stable healthier life than rural residence type. But healthy life can be achieveable in urban areas by doing healthy activities like sports, gardening or not using automobiles for short distances. Scientific report shows:</w:t>
       </w:r>
       <w:r>
         <w:rPr>
@@ -1487,21 +1215,7 @@
         <w:rPr>
           <w:rFonts w:ascii="Arial" w:hAnsi="Arial" w:cs="Arial"/>
         </w:rPr>
-        <w:t xml:space="preserve">Disparities in stroke incidence and mortality across residence types stem from a combination of systemic healthcare access barriers, lower neighborhood socioeconomic status </w:t>
-      </w:r>
-      <w:proofErr w:type="spellStart"/>
-      <w:r>
-        <w:rPr>
-          <w:rFonts w:ascii="Arial" w:hAnsi="Arial" w:cs="Arial"/>
-        </w:rPr>
-        <w:t>nSES</w:t>
-      </w:r>
-      <w:proofErr w:type="spellEnd"/>
-      <w:r>
-        <w:rPr>
-          <w:rFonts w:ascii="Arial" w:hAnsi="Arial" w:cs="Arial"/>
-        </w:rPr>
-        <w:t>, and variable cardiovascular risk factor clustering. Rural residents exhibit a higher baseline prevalence of key modifiable risk factors</w:t>
+        <w:t>Disparities in stroke incidence and mortality across residence types stem from a combination of systemic healthcare access barriers, lower neighborhood socioeconomic status nSES, and variable cardiovascular risk factor clustering. Rural residents exhibit a higher baseline prevalence of key modifiable risk factors</w:t>
       </w:r>
       <w:r>
         <w:rPr>
@@ -1513,21 +1227,7 @@
         <w:rPr>
           <w:rFonts w:ascii="Arial" w:hAnsi="Arial" w:cs="Arial"/>
         </w:rPr>
-        <w:t xml:space="preserve">such as unmanaged hypertension (with an adjusted odds ratio </w:t>
-      </w:r>
-      <w:proofErr w:type="spellStart"/>
-      <w:r>
-        <w:rPr>
-          <w:rFonts w:ascii="Arial" w:hAnsi="Arial" w:cs="Arial"/>
-        </w:rPr>
-        <w:t>aOR</w:t>
-      </w:r>
-      <w:proofErr w:type="spellEnd"/>
-      <w:r>
-        <w:rPr>
-          <w:rFonts w:ascii="Arial" w:hAnsi="Arial" w:cs="Arial"/>
-        </w:rPr>
-        <w:t xml:space="preserve"> up to 1.21 to 1.25 compared to urban peers), diabetes, and physical inactivity</w:t>
+        <w:t>such as unmanaged hypertension (with an adjusted odds ratio aOR up to 1.21 to 1.25 compared to urban peers), diabetes, and physical inactivity</w:t>
       </w:r>
       <w:r>
         <w:rPr>
@@ -1539,63 +1239,7 @@
         <w:rPr>
           <w:rFonts w:ascii="Arial" w:hAnsi="Arial" w:cs="Arial"/>
         </w:rPr>
-        <w:t xml:space="preserve">frequently driven by reduced access to preventive care and fresh dietary options ("food deserts"). </w:t>
-      </w:r>
-      <w:proofErr w:type="spellStart"/>
-      <w:r>
-        <w:rPr>
-          <w:rFonts w:ascii="Arial" w:hAnsi="Arial" w:cs="Arial"/>
-        </w:rPr>
-        <w:t>Sociodemographically</w:t>
-      </w:r>
-      <w:proofErr w:type="spellEnd"/>
-      <w:r>
-        <w:rPr>
-          <w:rFonts w:ascii="Arial" w:hAnsi="Arial" w:cs="Arial"/>
-        </w:rPr>
-        <w:t xml:space="preserve">, lower average income and education levels in rural regions account for significant variance in health literacy, leading to delayed recognition of acute stroke symptoms. </w:t>
-      </w:r>
-      <w:proofErr w:type="spellStart"/>
-      <w:r>
-        <w:rPr>
-          <w:rFonts w:ascii="Arial" w:hAnsi="Arial" w:cs="Arial"/>
-        </w:rPr>
-        <w:t>Pathophysiologically</w:t>
-      </w:r>
-      <w:proofErr w:type="spellEnd"/>
-      <w:r>
-        <w:rPr>
-          <w:rFonts w:ascii="Arial" w:hAnsi="Arial" w:cs="Arial"/>
-        </w:rPr>
-        <w:t xml:space="preserve">, these chronic unmanaged vascular risk factors accelerate systemic endothelial dysfunction, subclinical atherosclerosis, and arterial stiffness in rural populations. Furthermore, geographic barriers prolong emergency transport times and door-to-needle thrombolysis windows, resulting in lower acute administration of intravenous thrombolytic therapies </w:t>
-      </w:r>
-      <w:proofErr w:type="spellStart"/>
-      <w:r>
-        <w:rPr>
-          <w:rFonts w:ascii="Arial" w:hAnsi="Arial" w:cs="Arial"/>
-        </w:rPr>
-        <w:t>aOR</w:t>
-      </w:r>
-      <w:proofErr w:type="spellEnd"/>
-      <w:r>
-        <w:rPr>
-          <w:rFonts w:ascii="Arial" w:hAnsi="Arial" w:cs="Arial"/>
-        </w:rPr>
-        <w:t xml:space="preserve"> = 0.55 or endovascular thrombectomy </w:t>
-      </w:r>
-      <w:proofErr w:type="spellStart"/>
-      <w:r>
-        <w:rPr>
-          <w:rFonts w:ascii="Arial" w:hAnsi="Arial" w:cs="Arial"/>
-        </w:rPr>
-        <w:t>aOR</w:t>
-      </w:r>
-      <w:proofErr w:type="spellEnd"/>
-      <w:r>
-        <w:rPr>
-          <w:rFonts w:ascii="Arial" w:hAnsi="Arial" w:cs="Arial"/>
-        </w:rPr>
-        <w:t>} = 0.64 compared to urban centers, ultimately driving higher stroke severity and increased long-term case fatality in rural areas.</w:t>
+        <w:t>frequently driven by reduced access to preventive care and fresh dietary options ("food deserts"). Sociodemographically, lower average income and education levels in rural regions account for significant variance in health literacy, leading to delayed recognition of acute stroke symptoms. Pathophysiologically, these chronic unmanaged vascular risk factors accelerate systemic endothelial dysfunction, subclinical atherosclerosis, and arterial stiffness in rural populations. Furthermore, geographic barriers prolong emergency transport times and door-to-needle thrombolysis windows, resulting in lower acute administration of intravenous thrombolytic therapies aOR = 0.55 or endovascular thrombectomy aOR} = 0.64 compared to urban centers, ultimately driving higher stroke severity and increased long-term case fatality in rural areas.</w:t>
       </w:r>
       <w:r>
         <w:rPr>
@@ -1623,27 +1267,7 @@
           <w:bCs/>
           <w:u w:val="single"/>
         </w:rPr>
-        <w:t xml:space="preserve">Statistical Analysis using </w:t>
-      </w:r>
-      <w:proofErr w:type="spellStart"/>
-      <w:r>
-        <w:rPr>
-          <w:rFonts w:ascii="Arial" w:hAnsi="Arial" w:cs="Arial"/>
-          <w:b/>
-          <w:bCs/>
-          <w:u w:val="single"/>
-        </w:rPr>
-        <w:t>Scipy</w:t>
-      </w:r>
-      <w:proofErr w:type="spellEnd"/>
-      <w:r>
-        <w:rPr>
-          <w:rFonts w:ascii="Arial" w:hAnsi="Arial" w:cs="Arial"/>
-          <w:b/>
-          <w:bCs/>
-          <w:u w:val="single"/>
-        </w:rPr>
-        <w:t xml:space="preserve"> Library:</w:t>
+        <w:t>Statistical Analysis using Scipy Library:</w:t>
       </w:r>
     </w:p>
     <w:p>
@@ -1657,63 +1281,7 @@
         <w:rPr>
           <w:rFonts w:ascii="Arial" w:hAnsi="Arial" w:cs="Arial"/>
         </w:rPr>
-        <w:t xml:space="preserve">By using </w:t>
-      </w:r>
-      <w:proofErr w:type="spellStart"/>
-      <w:r>
-        <w:rPr>
-          <w:rFonts w:ascii="Arial" w:hAnsi="Arial" w:cs="Arial"/>
-        </w:rPr>
-        <w:t>scipy</w:t>
-      </w:r>
-      <w:proofErr w:type="spellEnd"/>
-      <w:r>
-        <w:rPr>
-          <w:rFonts w:ascii="Arial" w:hAnsi="Arial" w:cs="Arial"/>
-        </w:rPr>
-        <w:t xml:space="preserve"> library, I selected numerical columns for </w:t>
-      </w:r>
-      <w:proofErr w:type="spellStart"/>
-      <w:r>
-        <w:rPr>
-          <w:rFonts w:ascii="Arial" w:hAnsi="Arial" w:cs="Arial"/>
-        </w:rPr>
-        <w:t>non label</w:t>
-      </w:r>
-      <w:proofErr w:type="spellEnd"/>
-      <w:r>
-        <w:rPr>
-          <w:rFonts w:ascii="Arial" w:hAnsi="Arial" w:cs="Arial"/>
-        </w:rPr>
-        <w:t xml:space="preserve"> data to present in histogram and box plots and columns are age, </w:t>
-      </w:r>
-      <w:proofErr w:type="spellStart"/>
-      <w:r>
-        <w:rPr>
-          <w:rFonts w:ascii="Arial" w:hAnsi="Arial" w:cs="Arial"/>
-        </w:rPr>
-        <w:t>avg_glucose_level</w:t>
-      </w:r>
-      <w:proofErr w:type="spellEnd"/>
-      <w:r>
-        <w:rPr>
-          <w:rFonts w:ascii="Arial" w:hAnsi="Arial" w:cs="Arial"/>
-        </w:rPr>
-        <w:t xml:space="preserve"> and </w:t>
-      </w:r>
-      <w:proofErr w:type="spellStart"/>
-      <w:r>
-        <w:rPr>
-          <w:rFonts w:ascii="Arial" w:hAnsi="Arial" w:cs="Arial"/>
-        </w:rPr>
-        <w:t>bmi</w:t>
-      </w:r>
-      <w:proofErr w:type="spellEnd"/>
-      <w:r>
-        <w:rPr>
-          <w:rFonts w:ascii="Arial" w:hAnsi="Arial" w:cs="Arial"/>
-        </w:rPr>
-        <w:t xml:space="preserve">. And for </w:t>
+        <w:t xml:space="preserve">By using scipy library, I selected numerical columns for non label data to present in histogram and box plots and columns are age, avg_glucose_level and bmi. And for </w:t>
       </w:r>
       <w:r>
         <w:rPr>
@@ -1770,21 +1338,7 @@
         <w:rPr>
           <w:rFonts w:ascii="Arial" w:hAnsi="Arial" w:cs="Arial"/>
         </w:rPr>
-        <w:t xml:space="preserve">To quantify distribution characteristics across subgroups, the custom </w:t>
-      </w:r>
-      <w:proofErr w:type="spellStart"/>
-      <w:r>
-        <w:rPr>
-          <w:rFonts w:ascii="Arial" w:hAnsi="Arial" w:cs="Arial"/>
-        </w:rPr>
-        <w:t>compute_class_stats</w:t>
-      </w:r>
-      <w:proofErr w:type="spellEnd"/>
-      <w:r>
-        <w:rPr>
-          <w:rFonts w:ascii="Arial" w:hAnsi="Arial" w:cs="Arial"/>
-        </w:rPr>
-        <w:t xml:space="preserve"> function calculates higher-order statistical properties</w:t>
+        <w:t>To quantify distribution characteristics across subgroups, the custom compute_class_stats function calculates higher-order statistical properties</w:t>
       </w:r>
       <w:r>
         <w:rPr>
@@ -1850,53 +1404,17 @@
         </w:rPr>
         <w:t xml:space="preserve">While the provided Python </w:t>
       </w:r>
-      <w:proofErr w:type="spellStart"/>
-      <w:r>
-        <w:rPr>
-          <w:rFonts w:ascii="Arial" w:hAnsi="Arial" w:cs="Arial"/>
-        </w:rPr>
-        <w:t>scipy</w:t>
-      </w:r>
-      <w:proofErr w:type="spellEnd"/>
-      <w:r>
-        <w:rPr>
-          <w:rFonts w:ascii="Arial" w:hAnsi="Arial" w:cs="Arial"/>
-        </w:rPr>
-        <w:t xml:space="preserve"> library</w:t>
-      </w:r>
-      <w:r>
-        <w:rPr>
-          <w:rFonts w:ascii="Arial" w:hAnsi="Arial" w:cs="Arial"/>
-        </w:rPr>
-        <w:t xml:space="preserve"> extracts exploratory statistical features (mean, standard deviation, skewness, kurtosis, and entropy) alongside signal/texture metrics (contrast, energy, ASM, homogeneity, dissimilarity, and autocorrelation) to profile demographic cohorts across stroke status, </w:t>
-      </w:r>
-      <w:proofErr w:type="spellStart"/>
-      <w:r>
-        <w:rPr>
-          <w:rFonts w:ascii="Arial" w:hAnsi="Arial" w:cs="Arial"/>
-        </w:rPr>
-        <w:t>Turtzo</w:t>
-      </w:r>
-      <w:proofErr w:type="spellEnd"/>
-      <w:r>
-        <w:rPr>
-          <w:rFonts w:ascii="Arial" w:hAnsi="Arial" w:cs="Arial"/>
-        </w:rPr>
-        <w:t xml:space="preserve"> and McCullough (2008) analyze clinical, biological, and pathophysiological profiles across similar demographic divisions. In their review, sex-stratified comparative analysis reveals distinct baseline distribution shifts between males and females: premenopausal females show lower overall incidence and distinct risk-factor aggregation, whereas postmenopausal females display higher stroke severity, altered vascular reactivity, and shifting biomarker profiles. Just as the quantitative pipeline uses subgroup pivot matrices to identify feature divergence across stroke and gender categories, medical literature utilizes stratified risk profiling to demonstrate how hormonal and metabolic variations alter vascular vulnerability and stroke presentation between sexes (</w:t>
-      </w:r>
-      <w:proofErr w:type="spellStart"/>
-      <w:r>
-        <w:rPr>
-          <w:rFonts w:ascii="Arial" w:hAnsi="Arial" w:cs="Arial"/>
-        </w:rPr>
-        <w:t>Turtzo</w:t>
-      </w:r>
-      <w:proofErr w:type="spellEnd"/>
-      <w:r>
-        <w:rPr>
-          <w:rFonts w:ascii="Arial" w:hAnsi="Arial" w:cs="Arial"/>
-        </w:rPr>
-        <w:t xml:space="preserve"> &amp; McCullough, 2008).</w:t>
+      <w:r>
+        <w:rPr>
+          <w:rFonts w:ascii="Arial" w:hAnsi="Arial" w:cs="Arial"/>
+        </w:rPr>
+        <w:t>scipy library</w:t>
+      </w:r>
+      <w:r>
+        <w:rPr>
+          <w:rFonts w:ascii="Arial" w:hAnsi="Arial" w:cs="Arial"/>
+        </w:rPr>
+        <w:t xml:space="preserve"> extracts exploratory statistical features (mean, standard deviation, skewness, kurtosis, and entropy) alongside signal/texture metrics (contrast, energy, ASM, homogeneity, dissimilarity, and autocorrelation) to profile demographic cohorts across stroke status, Turtzo and McCullough (2008) analyze clinical, biological, and pathophysiological profiles across similar demographic divisions. In their review, sex-stratified comparative analysis reveals distinct baseline distribution shifts between males and females: premenopausal females show lower overall incidence and distinct risk-factor aggregation, whereas postmenopausal females display higher stroke severity, altered vascular reactivity, and shifting biomarker profiles. Just as the quantitative pipeline uses subgroup pivot matrices to identify feature divergence across stroke and gender categories, medical literature utilizes stratified risk profiling to demonstrate how hormonal and metabolic variations alter vascular vulnerability and stroke presentation between sexes (Turtzo &amp; McCullough, 2008).</w:t>
       </w:r>
       <w:r>
         <w:rPr>
@@ -1926,21 +1444,7 @@
         <w:rPr>
           <w:rFonts w:ascii="Arial" w:hAnsi="Arial" w:cs="Arial"/>
         </w:rPr>
-        <w:t xml:space="preserve">I also draw overall </w:t>
-      </w:r>
-      <w:proofErr w:type="spellStart"/>
-      <w:r>
-        <w:rPr>
-          <w:rFonts w:ascii="Arial" w:hAnsi="Arial" w:cs="Arial"/>
-        </w:rPr>
-        <w:t>coorelation</w:t>
-      </w:r>
-      <w:proofErr w:type="spellEnd"/>
-      <w:r>
-        <w:rPr>
-          <w:rFonts w:ascii="Arial" w:hAnsi="Arial" w:cs="Arial"/>
-        </w:rPr>
-        <w:t xml:space="preserve"> matrix for all of the columns in my dataset ‘healthcare_dataset_stroke.csv’.</w:t>
+        <w:t>I also draw overall coorelation matrix for all of the columns in my dataset ‘healthcare_dataset_stroke.csv’.</w:t>
       </w:r>
     </w:p>
     <w:p>
@@ -1978,35 +1482,7 @@
         <w:rPr>
           <w:rFonts w:ascii="Arial" w:hAnsi="Arial" w:cs="Arial"/>
         </w:rPr>
-        <w:t xml:space="preserve">order signal/texture proxies across continuous cardiovascular metrics (age, </w:t>
-      </w:r>
-      <w:proofErr w:type="spellStart"/>
-      <w:r>
-        <w:rPr>
-          <w:rFonts w:ascii="Arial" w:hAnsi="Arial" w:cs="Arial"/>
-        </w:rPr>
-        <w:t>avg_glucose_level</w:t>
-      </w:r>
-      <w:proofErr w:type="spellEnd"/>
-      <w:r>
-        <w:rPr>
-          <w:rFonts w:ascii="Arial" w:hAnsi="Arial" w:cs="Arial"/>
-        </w:rPr>
-        <w:t xml:space="preserve">, </w:t>
-      </w:r>
-      <w:proofErr w:type="spellStart"/>
-      <w:r>
-        <w:rPr>
-          <w:rFonts w:ascii="Arial" w:hAnsi="Arial" w:cs="Arial"/>
-        </w:rPr>
-        <w:t>bmi</w:t>
-      </w:r>
-      <w:proofErr w:type="spellEnd"/>
-      <w:r>
-        <w:rPr>
-          <w:rFonts w:ascii="Arial" w:hAnsi="Arial" w:cs="Arial"/>
-        </w:rPr>
-        <w:t>) partitioned by stroke occurrence</w:t>
+        <w:t>order signal/texture proxies across continuous cardiovascular metrics (age, avg_glucose_level, bmi) partitioned by stroke occurrence</w:t>
       </w:r>
       <w:r>
         <w:rPr>
@@ -2064,21 +1540,7 @@
         <w:rPr>
           <w:rFonts w:ascii="Arial" w:hAnsi="Arial" w:cs="Arial"/>
         </w:rPr>
-        <w:t xml:space="preserve">such as </w:t>
-      </w:r>
-      <w:proofErr w:type="spellStart"/>
-      <w:r>
-        <w:rPr>
-          <w:rFonts w:ascii="Arial" w:hAnsi="Arial" w:cs="Arial"/>
-        </w:rPr>
-        <w:t>glycaemic</w:t>
-      </w:r>
-      <w:proofErr w:type="spellEnd"/>
-      <w:r>
-        <w:rPr>
-          <w:rFonts w:ascii="Arial" w:hAnsi="Arial" w:cs="Arial"/>
-        </w:rPr>
-        <w:t xml:space="preserve"> variability and blood pressure volatility</w:t>
+        <w:t>such as glycaemic variability and blood pressure volatility</w:t>
       </w:r>
       <w:r>
         <w:rPr>
@@ -2144,63 +1606,7 @@
         <w:rPr>
           <w:rFonts w:ascii="Arial" w:hAnsi="Arial" w:cs="Arial"/>
         </w:rPr>
-        <w:t xml:space="preserve">To further evaluate higher-order feature interactions and distributional shape properties between stroke and non-stroke cohorts, multi-metric scatter plotting and aggregate moment analysis were conducted. The initial scatter visualization maps Entropy versus Contrast across stroke classes, highlighting how information complexity (uncertainty in probability distribution) interacts with sequence volatility (mean squared consecutive differences) across continuous clinical attributes (age, </w:t>
-      </w:r>
-      <w:proofErr w:type="spellStart"/>
-      <w:r>
-        <w:rPr>
-          <w:rFonts w:ascii="Arial" w:hAnsi="Arial" w:cs="Arial"/>
-        </w:rPr>
-        <w:t>avg_glucose_level</w:t>
-      </w:r>
-      <w:proofErr w:type="spellEnd"/>
-      <w:r>
-        <w:rPr>
-          <w:rFonts w:ascii="Arial" w:hAnsi="Arial" w:cs="Arial"/>
-        </w:rPr>
-        <w:t xml:space="preserve">, and </w:t>
-      </w:r>
-      <w:proofErr w:type="spellStart"/>
-      <w:r>
-        <w:rPr>
-          <w:rFonts w:ascii="Arial" w:hAnsi="Arial" w:cs="Arial"/>
-        </w:rPr>
-        <w:t>bmi</w:t>
-      </w:r>
-      <w:proofErr w:type="spellEnd"/>
-      <w:r>
-        <w:rPr>
-          <w:rFonts w:ascii="Arial" w:hAnsi="Arial" w:cs="Arial"/>
-        </w:rPr>
-        <w:t xml:space="preserve">). Complementing this, the aggregated bar chart evaluates overall Skewness and Kurtosis averages grouped by stroke status, revealing significant differences in asymmetry (tail weight) and </w:t>
-      </w:r>
-      <w:proofErr w:type="spellStart"/>
-      <w:r>
-        <w:rPr>
-          <w:rFonts w:ascii="Arial" w:hAnsi="Arial" w:cs="Arial"/>
-        </w:rPr>
-        <w:t>peakedness</w:t>
-      </w:r>
-      <w:proofErr w:type="spellEnd"/>
-      <w:r>
-        <w:rPr>
-          <w:rFonts w:ascii="Arial" w:hAnsi="Arial" w:cs="Arial"/>
-        </w:rPr>
-        <w:t xml:space="preserve"> (outlier concentration) between patient populations. In clinical research, examining non-linear feature representations, entropy, and higher-order moments provides key insights into cardiovascular and metabolic risk variations that simple central tendency metrics fail to capture. Similar methodologies in bio-signal and epidemiological profiling emphasize that elevated entropy and variance moments correlate strongly with autonomic dysfunction and vascular events (</w:t>
-      </w:r>
-      <w:proofErr w:type="spellStart"/>
-      <w:r>
-        <w:rPr>
-          <w:rFonts w:ascii="Arial" w:hAnsi="Arial" w:cs="Arial"/>
-        </w:rPr>
-        <w:t>Turtzo</w:t>
-      </w:r>
-      <w:proofErr w:type="spellEnd"/>
-      <w:r>
-        <w:rPr>
-          <w:rFonts w:ascii="Arial" w:hAnsi="Arial" w:cs="Arial"/>
-        </w:rPr>
-        <w:t xml:space="preserve"> &amp; McCullough, 2008; O'Donnell et al., 2010).</w:t>
+        <w:t>To further evaluate higher-order feature interactions and distributional shape properties between stroke and non-stroke cohorts, multi-metric scatter plotting and aggregate moment analysis were conducted. The initial scatter visualization maps Entropy versus Contrast across stroke classes, highlighting how information complexity (uncertainty in probability distribution) interacts with sequence volatility (mean squared consecutive differences) across continuous clinical attributes (age, avg_glucose_level, and bmi). Complementing this, the aggregated bar chart evaluates overall Skewness and Kurtosis averages grouped by stroke status, revealing significant differences in asymmetry (tail weight) and peakedness (outlier concentration) between patient populations. In clinical research, examining non-linear feature representations, entropy, and higher-order moments provides key insights into cardiovascular and metabolic risk variations that simple central tendency metrics fail to capture. Similar methodologies in bio-signal and epidemiological profiling emphasize that elevated entropy and variance moments correlate strongly with autonomic dysfunction and vascular events (Turtzo &amp; McCullough, 2008; O'Donnell et al., 2010).</w:t>
       </w:r>
     </w:p>
     <w:p>
@@ -2291,14 +1697,12 @@
         </w:rPr>
         <w:t>‘</w:t>
       </w:r>
-      <w:proofErr w:type="spellStart"/>
       <w:r>
         <w:rPr>
           <w:rFonts w:ascii="Arial" w:hAnsi="Arial" w:cs="Arial"/>
         </w:rPr>
         <w:t>bmi</w:t>
       </w:r>
-      <w:proofErr w:type="spellEnd"/>
       <w:r>
         <w:rPr>
           <w:rFonts w:ascii="Arial" w:hAnsi="Arial" w:cs="Arial"/>
@@ -2511,14 +1915,12 @@
         </w:rPr>
         <w:t>‘</w:t>
       </w:r>
-      <w:proofErr w:type="spellStart"/>
       <w:r>
         <w:rPr>
           <w:rFonts w:ascii="Arial" w:hAnsi="Arial" w:cs="Arial"/>
         </w:rPr>
         <w:t>scipy</w:t>
       </w:r>
-      <w:proofErr w:type="spellEnd"/>
       <w:r>
         <w:rPr>
           <w:rFonts w:ascii="Arial" w:hAnsi="Arial" w:cs="Arial"/>
@@ -2624,30 +2026,8 @@
         <w:rPr>
           <w:rFonts w:ascii="Arial" w:hAnsi="Arial" w:cs="Arial"/>
         </w:rPr>
-        <w:t xml:space="preserve">age, </w:t>
-      </w:r>
-      <w:proofErr w:type="spellStart"/>
-      <w:r>
-        <w:rPr>
-          <w:rFonts w:ascii="Arial" w:hAnsi="Arial" w:cs="Arial"/>
-        </w:rPr>
-        <w:t>avg_glucose_level</w:t>
-      </w:r>
-      <w:proofErr w:type="spellEnd"/>
-      <w:r>
-        <w:rPr>
-          <w:rFonts w:ascii="Arial" w:hAnsi="Arial" w:cs="Arial"/>
-        </w:rPr>
-        <w:t xml:space="preserve"> and </w:t>
-      </w:r>
-      <w:proofErr w:type="spellStart"/>
-      <w:r>
-        <w:rPr>
-          <w:rFonts w:ascii="Arial" w:hAnsi="Arial" w:cs="Arial"/>
-        </w:rPr>
-        <w:t>bmi</w:t>
-      </w:r>
-      <w:proofErr w:type="spellEnd"/>
+        <w:t>age, avg_glucose_level and bmi</w:t>
+      </w:r>
       <w:r>
         <w:rPr>
           <w:rFonts w:ascii="Arial" w:hAnsi="Arial" w:cs="Arial"/>
@@ -2746,19 +2126,11 @@
         </w:rPr>
         <w:t xml:space="preserve"> </w:t>
       </w:r>
-      <w:proofErr w:type="spellStart"/>
-      <w:r>
-        <w:rPr>
-          <w:rFonts w:ascii="Arial" w:hAnsi="Arial" w:cs="Arial"/>
-        </w:rPr>
-        <w:t>anging</w:t>
-      </w:r>
-      <w:proofErr w:type="spellEnd"/>
-      <w:r>
-        <w:rPr>
-          <w:rFonts w:ascii="Arial" w:hAnsi="Arial" w:cs="Arial"/>
-        </w:rPr>
-        <w:t xml:space="preserve"> from custom Large Language Model (LLM) agents to specialized healthcare web applications</w:t>
+      <w:r>
+        <w:rPr>
+          <w:rFonts w:ascii="Arial" w:hAnsi="Arial" w:cs="Arial"/>
+        </w:rPr>
+        <w:t>anging from custom Large Language Model (LLM) agents to specialized healthcare web applications</w:t>
       </w:r>
       <w:r>
         <w:rPr>
@@ -3170,21 +2542,7 @@
         <w:rPr>
           <w:rFonts w:ascii="Arial" w:hAnsi="Arial" w:cs="Arial"/>
         </w:rPr>
-        <w:t xml:space="preserve"> (</w:t>
-      </w:r>
-      <w:proofErr w:type="spellStart"/>
-      <w:r>
-        <w:rPr>
-          <w:rFonts w:ascii="Arial" w:hAnsi="Arial" w:cs="Arial"/>
-        </w:rPr>
-        <w:t>Gorenak</w:t>
-      </w:r>
-      <w:proofErr w:type="spellEnd"/>
-      <w:r>
-        <w:rPr>
-          <w:rFonts w:ascii="Arial" w:hAnsi="Arial" w:cs="Arial"/>
-        </w:rPr>
-        <w:t xml:space="preserve"> &amp; Kosir, 2012)</w:t>
+        <w:t xml:space="preserve"> (Gorenak &amp; Kosir, 2012)</w:t>
       </w:r>
       <w:r>
         <w:rPr>
@@ -4468,6 +3826,7 @@
   <w:style w:type="character" w:default="1" w:styleId="DefaultParagraphFont">
     <w:name w:val="Default Paragraph Font"/>
     <w:uiPriority w:val="1"/>
+    <w:semiHidden/>
     <w:unhideWhenUsed/>
   </w:style>
   <w:style w:type="table" w:default="1" w:styleId="TableNormal">
